--- a/중국어_대화문/2부_docx/2부_11화_첫눈_청문회.docx
+++ b/중국어_대화문/2부_docx/2부_11화_첫눈_청문회.docx
@@ -324,7 +324,7 @@
         <w:t>葛长林:</w:t>
       </w:r>
       <w:r>
-        <w:t xml:space="preserve"> 老韩的那块，我修好了的。不是让你戴，是让你放在口袋里。里头一进去，手机要交，表他们不会管。(咧嘴) 俺们这个岁数的人，开会都看表。你心里有数，别让人家牵着走。</w:t>
+        <w:t xml:space="preserve"> 老韩的那块，我修好了的。不是让你戴，是让你放在口袋里。里头手机要交，表他们不会管。(咧嘴) 俺们这个岁数的人，开会都看表。你心里有数，别让人家牵着走。</w:t>
       </w:r>
     </w:p>
     <w:p>
@@ -838,7 +838,7 @@
     </w:p>
     <w:p>
       <w:r>
-        <w:t>(王秀英点点头。苏敏把那杯保温杯里的水倒了一小杯，推到她手边。)</w:t>
+        <w:t>(王秀英点点头。苏敏把保温杯里的水倒出一小杯，推到她手边。)</w:t>
       </w:r>
     </w:p>
     <w:p>
@@ -1115,7 +1115,7 @@
         <w:t>沈知远:</w:t>
       </w:r>
       <w:r>
-        <w:t xml:space="preserve"> (走到他旁边，倒了一杯温水放在桌角) 钱叔，我只问你知道的，你不知道的，就说不知道。</w:t>
+        <w:t xml:space="preserve"> (走到他旁边，倒了一杯温水放在桌角) 钱叔，你知道的才说，不知道的就说不知道。</w:t>
       </w:r>
     </w:p>
     <w:p>
@@ -1137,7 +1137,7 @@
         <w:t>沈知远:</w:t>
       </w:r>
       <w:r>
-        <w:t xml:space="preserve"> 孔子说：“知之为知之，不知为不知，是知也。”你知道的才说，就够了。</w:t>
+        <w:t xml:space="preserve"> 孔子说：“知之为知之，不知为不知，是知也。”照这个说，就够了。</w:t>
       </w:r>
     </w:p>
     <w:p>
@@ -1240,7 +1240,7 @@
     </w:p>
     <w:p>
       <w:r>
-        <w:t>(苏敏的手在桌下握紧，又松开。她吸了一口气，慢慢地、很慢地吐出来，没有说话。沈知远没有看她，只轻轻往前走了半步。)</w:t>
+        <w:t>(苏敏的手在桌下握紧，又松开。她吸了一口气，很慢很慢地吐出来，没有说话。沈知远没有看她，只轻轻往前走了半步。)</w:t>
       </w:r>
     </w:p>
     <w:p>
@@ -1726,7 +1726,7 @@
         <w:t>马婶:</w:t>
       </w:r>
       <w:r>
-        <w:t xml:space="preserve"> 你什么你，我炸了十年的油条，没有哪个人是空着肚子上战场的。</w:t>
+        <w:t xml:space="preserve"> 你什么你，我炸了十年的油条，没有谁是空着肚子上战场的。</w:t>
       </w:r>
     </w:p>
     <w:p>
@@ -1967,7 +1967,7 @@
     </w:p>
     <w:p>
       <w:r>
-        <w:t>[11화 끝 — 다음 화 예고: 「함께 켜는 등」, 2016년 2월 7일 除夕 전날, 센터 문패 아래 새 등이 걸리고 柯庭岳의 제안에 대한 답이 정해지는 가운데, 苏敏과 沈知远이 처음으로 서로의 이 빠진 찻잔을 맞부딪친다.]</w:t>
+        <w:t>[11화 끝 — 다음 화 예고: 「함께 켜는 등」, 2016년 2월 6일부터 除夕까지, 센터 문패 아래 새 등이 걸리고 柯庭岳의 제안에 대한 답이 정해지는 가운데, 苏敏과 沈知远이 처음으로 서로의 이 빠진 찻잔을 맞부딪친다.]</w:t>
       </w:r>
     </w:p>
     <w:sectPr>

--- a/중국어_대화문/2부_docx/2부_11화_첫눈_청문회.docx
+++ b/중국어_대화문/2부_docx/2부_11화_첫눈_청문회.docx
@@ -29,7 +29,7 @@
         <w:t>배경:</w:t>
       </w:r>
       <w:r>
-        <w:t xml:space="preserve"> 2016년 1월 27일(수) 밤부터 1월 28일(목) 밤까지. 가상의 北原省 长川市. 지난 12월 초 센터가 제출한 新曜化工 폭발 사고(2014.10) 재조사 신청에 대해 市安监局이 한 달 반 만에 '청문회'를 열겠다고 통지한다. 공개 아님, 유족 방청은 3인, 변호인은 2인. 올겨울 첫눈이 내리는 아침, 沈知远은 조문과 절차로 논변하고, 苏敏은 유족 진술을 돕다 폭발 직전에 숨을 고르며, 钱福来는 손으로 쓴 정비 일지를 들고 증언대에 선다. 결과는 '전면 재조사'가 아닌 '추가 조사 착수'. 문이 아주 조금 열린다.</w:t>
+        <w:t xml:space="preserve"> 2016년 1월 27일(수) 밤부터 1월 28일(목) 밤까지. 가상의 北原省 长川市. 지난 12월 초 센터가 제출한 新曜化工 폭발 사고(2014.10) 재조사 신청에 대해 市安监局이 두 달 가까이 만에 '청문회'를 열겠다고 통지한다. 공개 아님, 유족 방청은 3인, 변호인은 2인. 올겨울 첫눈이 내리는 아침, 沈知远은 조문과 절차로 논변하고, 苏敏은 유족 진술을 돕다 폭발 직전에 숨을 고르며, 钱福来는 손으로 쓴 정비 일지를 들고 증언대에 선다. 결과는 '전면 재조사'가 아닌 '추가 조사 착수'. 문이 아주 조금 열린다.</w:t>
       </w:r>
     </w:p>
     <w:p>
@@ -53,7 +53,7 @@
         <w:t>李雨彤:</w:t>
       </w:r>
       <w:r>
-        <w:t xml:space="preserve"> 一百一十七页、一百一十八页……沈律师，您那份“证据目录”，我又核对了一遍，页码都对上了。</w:t>
+        <w:t xml:space="preserve"> 一百一十七页、一百一十八页……沈老师，您那份“证据目录”，我又核对了一遍，页码都对上了。</w:t>
       </w:r>
     </w:p>
     <w:p>
@@ -75,7 +75,7 @@
         <w:t>李雨彤:</w:t>
       </w:r>
       <w:r>
-        <w:t xml:space="preserve"> 放了。原件在公证处，我下午跟他们确认过，编号我抄在本子上了。(翻开笔记本，念) 公证处留一份，梅老师留一份，葛伯伯的修表箱里还有一份。</w:t>
+        <w:t xml:space="preserve"> 放了。公证书的原件在公证处，我下午跟他们确认过，编号我抄在本子上了。(翻开笔记本，念) 公证处留一份，梅老师留一份，葛伯伯的修表箱里还有一份。</w:t>
       </w:r>
     </w:p>
     <w:p>
@@ -141,7 +141,7 @@
         <w:t>李雨彤:</w:t>
       </w:r>
       <w:r>
-        <w:t xml:space="preserve"> 苏律师，我也想进去听。</w:t>
+        <w:t xml:space="preserve"> 苏老师，我也想进去听。</w:t>
       </w:r>
     </w:p>
     <w:p>
@@ -357,7 +357,7 @@
         <w:t>李雨彤:</w:t>
       </w:r>
       <w:r>
-        <w:t xml:space="preserve"> (从街口跑过来，围巾上落着雪，眼镜起了雾) 苏律师！王大姐已经接上了，在出租车里，孙大爷和李大婶在路口等。哎呀，下雪了！</w:t>
+        <w:t xml:space="preserve"> (从街口跑过来，围巾上落着雪，眼镜起了雾) 苏老师！王大姐已经接上了，在出租车里，孙大爷和李大婶在路口等。哎呀，下雪了！</w:t>
       </w:r>
     </w:p>
     <w:p>
@@ -628,7 +628,7 @@
         <w:t>苏敏:</w:t>
       </w:r>
       <w:r>
-        <w:t xml:space="preserve"> 范主任，我们的接待证明，十二月初是您亲手盖的章。</w:t>
+        <w:t xml:space="preserve"> 范主任，我们的接待证明，十二月初是您点头盖的章。</w:t>
       </w:r>
     </w:p>
     <w:p>
@@ -1009,7 +1009,7 @@
         <w:t>沈知远:</w:t>
       </w:r>
       <w:r>
-        <w:t xml:space="preserve"> 新曜化工维修班的一位老技工。他在厂里干了三十一年。</w:t>
+        <w:t xml:space="preserve"> 新曜化工维修班的一位老技工。他在厂里干了三十三年。</w:t>
       </w:r>
     </w:p>
     <w:p>
@@ -1082,7 +1082,7 @@
         <w:t>钱福来:</w:t>
       </w:r>
       <w:r>
-        <w:t xml:space="preserve"> 钱福来。五十八岁。新曜化工，维修班，原来叫二化。三十一年。</w:t>
+        <w:t xml:space="preserve"> 钱福来。五十八岁。新曜化工，维修班，原来叫二化。三十三年。</w:t>
       </w:r>
     </w:p>
     <w:p>
@@ -1148,12 +1148,12 @@
         <w:t>钱福来:</w:t>
       </w:r>
       <w:r>
-        <w:t xml:space="preserve"> (点头，手往布包里伸) 这个本子，是我自己的。每天交班前，我都在上面记，哪台设备，哪个阀门，哪里响，哪里漏。我记了二十多年，一本用完换一本。</w:t>
+        <w:t xml:space="preserve"> (点头，手往布包里伸) 这个本子，是我自己的。每天交班前，我都在上面记，哪台设备，哪个阀门，哪里响，哪里漏。我记了十几年，一本用完换一本。</w:t>
       </w:r>
     </w:p>
     <w:p>
       <w:r>
-        <w:t>(他从布包里拿出一本褪了色的硬皮笔记本，封面上用圆珠笔写着“维修日志”。他翻到一页，手在抖，纸角在抖。)</w:t>
+        <w:t>(他从布包里拿出一本褪了色的硬皮笔记本，封面上用圆珠笔写着“维修班值班记录”。他翻到一页，手在抖，纸角在抖。)</w:t>
       </w:r>
     </w:p>
     <w:p>
@@ -1164,7 +1164,7 @@
         <w:t>钱福来:</w:t>
       </w:r>
       <w:r>
-        <w:t xml:space="preserve"> 这一页，是二○一四年十月二日。(念) “三号硝化釜，夹套温度表指针漂，进料阀密封圈渗油。已口头报告班长，建议停车更换。回复：国庆生产任务重，十号以后再说。”</w:t>
+        <w:t xml:space="preserve"> 这一页，是二○一四年十月二日。(念) “夜班交接。三号釜温度报警三次，压力偏高。联锁仍在短接。我向交班的老刘说，今晚最好别开三号。老刘说，已经报过三次了，上头说，国庆前不能停。”</w:t>
       </w:r>
     </w:p>
     <w:p>
@@ -1191,7 +1191,7 @@
         <w:t>钱福来:</w:t>
       </w:r>
       <w:r>
-        <w:t xml:space="preserve"> 当天写的。下班前写的。我写完，就回家了。</w:t>
+        <w:t xml:space="preserve"> 当天写的。交班前写的。写完，我就回家了。</w:t>
       </w:r>
     </w:p>
     <w:p>
@@ -1202,7 +1202,7 @@
         <w:t>武处长:</w:t>
       </w:r>
       <w:r>
-        <w:t xml:space="preserve"> 局长，这是单方面说法。“口头报告”，没有任何书面——</w:t>
+        <w:t xml:space="preserve"> 局长，这是单方面说法。“上头说”，没有任何书面——</w:t>
       </w:r>
     </w:p>
     <w:p>
@@ -1235,7 +1235,7 @@
         <w:t>钱福来:</w:t>
       </w:r>
       <w:r>
-        <w:t xml:space="preserve"> 我稳当了三十一年。(声音发颤) 稳当得三个人没了。</w:t>
+        <w:t xml:space="preserve"> 我稳当了三十三年。(声音发颤) 稳当得三个人没了。</w:t>
       </w:r>
     </w:p>
     <w:p>
@@ -1273,7 +1273,7 @@
         <w:t>钱福来:</w:t>
       </w:r>
       <w:r>
-        <w:t xml:space="preserve"> (沉默很久) 我怕。我怕丢了饭碗。我老婆有病，闺女还在上学。(他拿出工作证，放在桌上) 可是韩律师走的那天，他们倒了一杯茶给我。我接了。我想，我喝了这杯茶，就不能再当没喝过。</w:t>
+        <w:t xml:space="preserve"> (沉默很久) 我怕。我怕丢了饭碗。我老婆有病，外孙女还在上学。(他拿出工作证，放在桌上) 可是韩律师走的那天，他们倒了一杯茶给我。我接了。我想，我喝了这杯茶，就不能再当没喝过。</w:t>
       </w:r>
     </w:p>
     <w:p>
@@ -1742,7 +1742,7 @@
         <w:t>李雨彤:</w:t>
       </w:r>
       <w:r>
-        <w:t xml:space="preserve"> (翻着笔记本，认真地念) 追加调查，六十日。调取原始台账，询问笔录，核查整改。苏律师，我都记下来了，可是……这算赢吗？</w:t>
+        <w:t xml:space="preserve"> (翻着笔记本，认真地念) 追加调查，六十日。调取原始台账，询问笔录，核查整改。苏老师，我都记下来了，可是……这算赢吗？</w:t>
       </w:r>
     </w:p>
     <w:p>
